--- a/01. UML/02. ECUD/ECUD_EUREKA_RESTFUL_JAVA_CONBDD_GR01.docx
+++ b/01. UML/02. ECUD/ECUD_EUREKA_RESTFUL_JAVA_CONBDD_GR01.docx
@@ -914,7 +914,7 @@
       <w:r>
         <w:drawing>
           <wp:inline distT="0" distB="0" distL="0" distR="0">
-            <wp:extent cx="5715000" cy="7343775"/>
+            <wp:extent cx="5715000" cy="5641245"/>
             <wp:effectExtent t="0" r="0" b="0" l="0"/>
             <wp:docPr id="1" name="" descr="" title=""/>
             <wp:cNvGraphicFramePr>
@@ -930,7 +930,7 @@
                     </pic:cNvPicPr>
                   </pic:nvPicPr>
                   <pic:blipFill>
-                    <a:blip r:embed="rId10" cstate="none"/>
+                    <a:blip r:embed="rIdPD1" cstate="none"/>
                     <a:srcRect/>
                     <a:stretch>
                       <a:fillRect/>
@@ -939,7 +939,7 @@
                   <pic:spPr bwMode="auto">
                     <a:xfrm>
                       <a:off x="0" y="0"/>
-                      <a:ext cx="5715000" cy="7343775"/>
+                      <a:ext cx="5715000" cy="5641245"/>
                     </a:xfrm>
                     <a:prstGeom prst="rect">
                       <a:avLst/>
@@ -3957,7 +3957,7 @@
       <w:r>
         <w:drawing>
           <wp:inline distT="0" distB="0" distL="0" distR="0">
-            <wp:extent cx="5715000" cy="5686425"/>
+            <wp:extent cx="5715000" cy="3651444"/>
             <wp:effectExtent t="0" r="0" b="0" l="0"/>
             <wp:docPr id="2" name="" descr="" title=""/>
             <wp:cNvGraphicFramePr>
@@ -3973,7 +3973,7 @@
                     </pic:cNvPicPr>
                   </pic:nvPicPr>
                   <pic:blipFill>
-                    <a:blip r:embed="rId11" cstate="none"/>
+                    <a:blip r:embed="rIdPD2" cstate="none"/>
                     <a:srcRect/>
                     <a:stretch>
                       <a:fillRect/>
@@ -3982,7 +3982,7 @@
                   <pic:spPr bwMode="auto">
                     <a:xfrm>
                       <a:off x="0" y="0"/>
-                      <a:ext cx="5715000" cy="5686425"/>
+                      <a:ext cx="5715000" cy="3651444"/>
                     </a:xfrm>
                     <a:prstGeom prst="rect">
                       <a:avLst/>
@@ -6023,7 +6023,7 @@
       <w:r>
         <w:drawing>
           <wp:inline distT="0" distB="0" distL="0" distR="0">
-            <wp:extent cx="5715000" cy="3467100"/>
+            <wp:extent cx="5715000" cy="4682043"/>
             <wp:effectExtent t="0" r="0" b="0" l="0"/>
             <wp:docPr id="3" name="" descr="" title=""/>
             <wp:cNvGraphicFramePr>
@@ -6039,7 +6039,7 @@
                     </pic:cNvPicPr>
                   </pic:nvPicPr>
                   <pic:blipFill>
-                    <a:blip r:embed="rId12" cstate="none"/>
+                    <a:blip r:embed="rIdPD3" cstate="none"/>
                     <a:srcRect/>
                     <a:stretch>
                       <a:fillRect/>
@@ -6048,7 +6048,7 @@
                   <pic:spPr bwMode="auto">
                     <a:xfrm>
                       <a:off x="0" y="0"/>
-                      <a:ext cx="5715000" cy="3467100"/>
+                      <a:ext cx="5715000" cy="4682043"/>
                     </a:xfrm>
                     <a:prstGeom prst="rect">
                       <a:avLst/>
@@ -7843,7 +7843,7 @@
       <w:r>
         <w:drawing>
           <wp:inline distT="0" distB="0" distL="0" distR="0">
-            <wp:extent cx="5715000" cy="3886200"/>
+            <wp:extent cx="5715000" cy="4682043"/>
             <wp:effectExtent t="0" r="0" b="0" l="0"/>
             <wp:docPr id="4" name="" descr="" title=""/>
             <wp:cNvGraphicFramePr>
@@ -7859,7 +7859,7 @@
                     </pic:cNvPicPr>
                   </pic:nvPicPr>
                   <pic:blipFill>
-                    <a:blip r:embed="rId13" cstate="none"/>
+                    <a:blip r:embed="rIdPD3" cstate="none"/>
                     <a:srcRect/>
                     <a:stretch>
                       <a:fillRect/>
@@ -7868,7 +7868,7 @@
                   <pic:spPr bwMode="auto">
                     <a:xfrm>
                       <a:off x="0" y="0"/>
-                      <a:ext cx="5715000" cy="3886200"/>
+                      <a:ext cx="5715000" cy="4682043"/>
                     </a:xfrm>
                     <a:prstGeom prst="rect">
                       <a:avLst/>
@@ -9701,7 +9701,7 @@
       <w:r>
         <w:drawing>
           <wp:inline distT="0" distB="0" distL="0" distR="0">
-            <wp:extent cx="5715000" cy="3676650"/>
+            <wp:extent cx="5715000" cy="4682043"/>
             <wp:effectExtent t="0" r="0" b="0" l="0"/>
             <wp:docPr id="5" name="" descr="" title=""/>
             <wp:cNvGraphicFramePr>
@@ -9717,7 +9717,7 @@
                     </pic:cNvPicPr>
                   </pic:nvPicPr>
                   <pic:blipFill>
-                    <a:blip r:embed="rId14" cstate="none"/>
+                    <a:blip r:embed="rIdPD3" cstate="none"/>
                     <a:srcRect/>
                     <a:stretch>
                       <a:fillRect/>
@@ -9726,7 +9726,7 @@
                   <pic:spPr bwMode="auto">
                     <a:xfrm>
                       <a:off x="0" y="0"/>
-                      <a:ext cx="5715000" cy="3676650"/>
+                      <a:ext cx="5715000" cy="4682043"/>
                     </a:xfrm>
                     <a:prstGeom prst="rect">
                       <a:avLst/>
@@ -11595,7 +11595,7 @@
       <w:r>
         <w:drawing>
           <wp:inline distT="0" distB="0" distL="0" distR="0">
-            <wp:extent cx="5715000" cy="4619625"/>
+            <wp:extent cx="5715000" cy="5573381"/>
             <wp:effectExtent t="0" r="0" b="0" l="0"/>
             <wp:docPr id="6" name="" descr="" title=""/>
             <wp:cNvGraphicFramePr>
@@ -11611,7 +11611,7 @@
                     </pic:cNvPicPr>
                   </pic:nvPicPr>
                   <pic:blipFill>
-                    <a:blip r:embed="rId15" cstate="none"/>
+                    <a:blip r:embed="rIdPD4" cstate="none"/>
                     <a:srcRect/>
                     <a:stretch>
                       <a:fillRect/>
@@ -11620,7 +11620,7 @@
                   <pic:spPr bwMode="auto">
                     <a:xfrm>
                       <a:off x="0" y="0"/>
-                      <a:ext cx="5715000" cy="4619625"/>
+                      <a:ext cx="5715000" cy="5573381"/>
                     </a:xfrm>
                     <a:prstGeom prst="rect">
                       <a:avLst/>
@@ -13922,7 +13922,7 @@
       <w:r>
         <w:drawing>
           <wp:inline distT="0" distB="0" distL="0" distR="0">
-            <wp:extent cx="5715000" cy="5000625"/>
+            <wp:extent cx="5715000" cy="5626059"/>
             <wp:effectExtent t="0" r="0" b="0" l="0"/>
             <wp:docPr id="7" name="" descr="" title=""/>
             <wp:cNvGraphicFramePr>
@@ -13938,7 +13938,7 @@
                     </pic:cNvPicPr>
                   </pic:nvPicPr>
                   <pic:blipFill>
-                    <a:blip r:embed="rId16" cstate="none"/>
+                    <a:blip r:embed="rIdPD5" cstate="none"/>
                     <a:srcRect/>
                     <a:stretch>
                       <a:fillRect/>
@@ -13947,7 +13947,7 @@
                   <pic:spPr bwMode="auto">
                     <a:xfrm>
                       <a:off x="0" y="0"/>
-                      <a:ext cx="5715000" cy="5000625"/>
+                      <a:ext cx="5715000" cy="5626059"/>
                     </a:xfrm>
                     <a:prstGeom prst="rect">
                       <a:avLst/>
@@ -16355,7 +16355,7 @@
       <w:r>
         <w:drawing>
           <wp:inline distT="0" distB="0" distL="0" distR="0">
-            <wp:extent cx="5715000" cy="4314825"/>
+            <wp:extent cx="5715000" cy="7039514"/>
             <wp:effectExtent t="0" r="0" b="0" l="0"/>
             <wp:docPr id="8" name="" descr="" title=""/>
             <wp:cNvGraphicFramePr>
@@ -16371,7 +16371,7 @@
                     </pic:cNvPicPr>
                   </pic:nvPicPr>
                   <pic:blipFill>
-                    <a:blip r:embed="rId17" cstate="none"/>
+                    <a:blip r:embed="rIdPD6" cstate="none"/>
                     <a:srcRect/>
                     <a:stretch>
                       <a:fillRect/>
@@ -16380,7 +16380,7 @@
                   <pic:spPr bwMode="auto">
                     <a:xfrm>
                       <a:off x="0" y="0"/>
-                      <a:ext cx="5715000" cy="4314825"/>
+                      <a:ext cx="5715000" cy="7039514"/>
                     </a:xfrm>
                     <a:prstGeom prst="rect">
                       <a:avLst/>
@@ -18877,7 +18877,7 @@
       <w:r>
         <w:drawing>
           <wp:inline distT="0" distB="0" distL="0" distR="0">
-            <wp:extent cx="5715000" cy="1857375"/>
+            <wp:extent cx="5715000" cy="4842240"/>
             <wp:effectExtent t="0" r="0" b="0" l="0"/>
             <wp:docPr id="9" name="" descr="" title=""/>
             <wp:cNvGraphicFramePr>
@@ -18893,7 +18893,7 @@
                     </pic:cNvPicPr>
                   </pic:nvPicPr>
                   <pic:blipFill>
-                    <a:blip r:embed="rId18" cstate="none"/>
+                    <a:blip r:embed="rIdPD7" cstate="none"/>
                     <a:srcRect/>
                     <a:stretch>
                       <a:fillRect/>
@@ -18902,7 +18902,7 @@
                   <pic:spPr bwMode="auto">
                     <a:xfrm>
                       <a:off x="0" y="0"/>
-                      <a:ext cx="5715000" cy="1857375"/>
+                      <a:ext cx="5715000" cy="4842240"/>
                     </a:xfrm>
                     <a:prstGeom prst="rect">
                       <a:avLst/>
@@ -21119,7 +21119,7 @@
       <w:r>
         <w:drawing>
           <wp:inline distT="0" distB="0" distL="0" distR="0">
-            <wp:extent cx="5715000" cy="4876800"/>
+            <wp:extent cx="5715000" cy="3651444"/>
             <wp:effectExtent t="0" r="0" b="0" l="0"/>
             <wp:docPr id="10" name="" descr="" title=""/>
             <wp:cNvGraphicFramePr>
@@ -21135,7 +21135,7 @@
                     </pic:cNvPicPr>
                   </pic:nvPicPr>
                   <pic:blipFill>
-                    <a:blip r:embed="rId19" cstate="none"/>
+                    <a:blip r:embed="rIdPD2" cstate="none"/>
                     <a:srcRect/>
                     <a:stretch>
                       <a:fillRect/>
@@ -21144,7 +21144,7 @@
                   <pic:spPr bwMode="auto">
                     <a:xfrm>
                       <a:off x="0" y="0"/>
-                      <a:ext cx="5715000" cy="4876800"/>
+                      <a:ext cx="5715000" cy="3651444"/>
                     </a:xfrm>
                     <a:prstGeom prst="rect">
                       <a:avLst/>
@@ -22884,7 +22884,7 @@
       <w:r>
         <w:drawing>
           <wp:inline distT="0" distB="0" distL="0" distR="0">
-            <wp:extent cx="5715000" cy="3686175"/>
+            <wp:extent cx="5715000" cy="4682043"/>
             <wp:effectExtent t="0" r="0" b="0" l="0"/>
             <wp:docPr id="11" name="" descr="" title=""/>
             <wp:cNvGraphicFramePr>
@@ -22900,7 +22900,7 @@
                     </pic:cNvPicPr>
                   </pic:nvPicPr>
                   <pic:blipFill>
-                    <a:blip r:embed="rId20" cstate="none"/>
+                    <a:blip r:embed="rIdPD3" cstate="none"/>
                     <a:srcRect/>
                     <a:stretch>
                       <a:fillRect/>
@@ -22909,7 +22909,7 @@
                   <pic:spPr bwMode="auto">
                     <a:xfrm>
                       <a:off x="0" y="0"/>
-                      <a:ext cx="5715000" cy="3686175"/>
+                      <a:ext cx="5715000" cy="4682043"/>
                     </a:xfrm>
                     <a:prstGeom prst="rect">
                       <a:avLst/>
@@ -24794,7 +24794,7 @@
       <w:r>
         <w:drawing>
           <wp:inline distT="0" distB="0" distL="0" distR="0">
-            <wp:extent cx="5334000" cy="7239000"/>
+            <wp:extent cx="5334000" cy="4478983"/>
             <wp:effectExtent t="0" r="0" b="0" l="0"/>
             <wp:docPr id="12" name="" descr="" title=""/>
             <wp:cNvGraphicFramePr>
@@ -24810,7 +24810,7 @@
                     </pic:cNvPicPr>
                   </pic:nvPicPr>
                   <pic:blipFill>
-                    <a:blip r:embed="rId21" cstate="none"/>
+                    <a:blip r:embed="rIdPD8" cstate="none"/>
                     <a:srcRect/>
                     <a:stretch>
                       <a:fillRect/>
@@ -24819,7 +24819,7 @@
                   <pic:spPr bwMode="auto">
                     <a:xfrm>
                       <a:off x="0" y="0"/>
-                      <a:ext cx="5334000" cy="7239000"/>
+                      <a:ext cx="5334000" cy="4478983"/>
                     </a:xfrm>
                     <a:prstGeom prst="rect">
                       <a:avLst/>
